--- a/public/downloads/oscrsj-template-letter-to-editor.docx
+++ b/public/downloads/oscrsj-template-letter-to-editor.docx
@@ -4,171 +4,251 @@
   <w:body>
     <w:p>
       <w:pPr>
-        <w:pStyle w:val="Heading1"/>
+        <w:pageBreakBefore/>
+        <w:spacing w:before="0" w:after="0" w:line="480" w:lineRule="auto"/>
         <w:jc w:val="left"/>
       </w:pPr>
       <w:r>
         <w:rPr>
-          <w:rFonts w:ascii="Times New Roman" w:hAnsi="Times New Roman"/>
+          <w:rFonts w:ascii="Times New Roman" w:hAnsi="Times New Roman" w:cs="Times New Roman"/>
+          <w:b/>
+          <w:i w:val="0"/>
+          <w:color w:val="000000"/>
+          <w:sz w:val="24"/>
+        </w:rPr>
+        <w:t>Body</w:t>
+      </w:r>
+    </w:p>
+    <w:p>
+      <w:pPr>
+        <w:spacing w:before="0" w:after="0" w:line="480" w:lineRule="auto"/>
+      </w:pPr>
+      <w:r>
+        <w:rPr>
+          <w:rFonts w:ascii="Times New Roman" w:hAnsi="Times New Roman" w:cs="Times New Roman"/>
+          <w:b w:val="0"/>
+          <w:i w:val="0"/>
+          <w:color w:val="000000"/>
+          <w:sz w:val="24"/>
+        </w:rPr>
+        <w:t>[No formal section headings required. Must reference the specific OSCRSJ article being discussed (by DOI). State the point of agreement or disagreement with supporting evidence (maximum 600 words).]</w:t>
+      </w:r>
+    </w:p>
+    <w:p>
+      <w:pPr>
+        <w:spacing w:before="0" w:after="0" w:line="480" w:lineRule="auto"/>
+      </w:pPr>
+      <w:r>
+        <w:rPr>
+          <w:rFonts w:ascii="Times New Roman" w:hAnsi="Times New Roman" w:cs="Times New Roman"/>
           <w:b w:val="0"/>
           <w:i/>
           <w:color w:val="000000"/>
           <w:sz w:val="24"/>
         </w:rPr>
-        <w:t>ABSTRACT</w:t>
-      </w:r>
-    </w:p>
-    <w:p>
-      <w:pPr/>
-      <w:r>
-        <w:rPr>
-          <w:rFonts w:ascii="Times New Roman" w:hAnsi="Times New Roman"/>
-          <w:color w:val="000000"/>
-          <w:sz w:val="24"/>
-        </w:rPr>
-        <w:t>[No abstract is required for this article type. Begin the manuscript at the Body section below.]</w:t>
+        <w:t>[How to format in-text citations: select the citation number(s) in your manuscript, press Ctrl+Shift+= (Cmd+Shift+= on Mac) to apply Superscript, then Insert → Hyperlink → Place in This Document → REF_1 (or REF_2, REF_3, …) to link the superscript to the matching reference. Bookmarks REF_1, REF_2, and REF_3 are pre-seeded for you in the Reference list below; add REF_4, REF_5, … as you add references.]</w:t>
       </w:r>
     </w:p>
     <w:p>
       <w:pPr>
-        <w:pStyle w:val="Heading1"/>
-        <w:jc w:val="left"/>
+        <w:spacing w:before="0" w:after="0" w:line="480" w:lineRule="auto"/>
       </w:pPr>
       <w:r>
         <w:rPr>
-          <w:rFonts w:ascii="Times New Roman" w:hAnsi="Times New Roman"/>
+          <w:rFonts w:ascii="Times New Roman" w:hAnsi="Times New Roman" w:cs="Times New Roman"/>
+          <w:color w:val="000000"/>
+          <w:sz w:val="24"/>
+        </w:rPr>
+        <w:t>[Worked example sentence — replace with your own. Recent series have reported similar outcomes in this patient population</w:t>
+      </w:r>
+      <w:hyperlink w:anchor="REF_1" w:history="1">
+        <w:r>
+          <w:rPr>
+            <w:rFonts w:ascii="Times New Roman" w:hAnsi="Times New Roman" w:cs="Times New Roman"/>
+            <w:color w:val="0563C1"/>
+            <w:sz w:val="24"/>
+            <w:u w:val="single"/>
+            <w:vertAlign w:val="superscript"/>
+          </w:rPr>
+          <w:t xml:space="preserve">1</w:t>
+        </w:r>
+      </w:hyperlink>
+      <w:r>
+        <w:rPr>
+          <w:rFonts w:ascii="Times New Roman" w:hAnsi="Times New Roman" w:cs="Times New Roman"/>
+          <w:color w:val="000000"/>
+          <w:sz w:val="24"/>
+        </w:rPr>
+        <w:t>,</w:t>
+      </w:r>
+      <w:hyperlink w:anchor="REF_2" w:history="1">
+        <w:r>
+          <w:rPr>
+            <w:rFonts w:ascii="Times New Roman" w:hAnsi="Times New Roman" w:cs="Times New Roman"/>
+            <w:color w:val="0563C1"/>
+            <w:sz w:val="24"/>
+            <w:u w:val="single"/>
+            <w:vertAlign w:val="superscript"/>
+          </w:rPr>
+          <w:t xml:space="preserve">2</w:t>
+        </w:r>
+      </w:hyperlink>
+      <w:r>
+        <w:rPr>
+          <w:rFonts w:ascii="Times New Roman" w:hAnsi="Times New Roman" w:cs="Times New Roman"/>
+          <w:color w:val="000000"/>
+          <w:sz w:val="24"/>
+        </w:rPr>
+        <w:t>, and a recent meta-analysis confirmed the trend</w:t>
+      </w:r>
+      <w:hyperlink w:anchor="REF_3" w:history="1">
+        <w:r>
+          <w:rPr>
+            <w:rFonts w:ascii="Times New Roman" w:hAnsi="Times New Roman" w:cs="Times New Roman"/>
+            <w:color w:val="0563C1"/>
+            <w:sz w:val="24"/>
+            <w:u w:val="single"/>
+            <w:vertAlign w:val="superscript"/>
+          </w:rPr>
+          <w:t xml:space="preserve">3</w:t>
+        </w:r>
+      </w:hyperlink>
+      <w:r>
+        <w:rPr>
+          <w:rFonts w:ascii="Times New Roman" w:hAnsi="Times New Roman" w:cs="Times New Roman"/>
+          <w:color w:val="000000"/>
+          <w:sz w:val="24"/>
+        </w:rPr>
+        <w:t>. The superscript numbers above are live hyperlinks — Ctrl+Click (Cmd+Click on Mac) jumps to the matching Reference at the end of this manuscript.]</w:t>
+      </w:r>
+    </w:p>
+    <w:p>
+      <w:pPr>
+        <w:spacing w:before="0" w:after="0" w:line="480" w:lineRule="auto"/>
+      </w:pPr>
+      <w:r>
+        <w:rPr>
+          <w:rFonts w:ascii="Times New Roman" w:hAnsi="Times New Roman" w:cs="Times New Roman"/>
+          <w:b w:val="0"/>
+          <w:i w:val="0"/>
+          <w:color w:val="000000"/>
+          <w:sz w:val="24"/>
+        </w:rPr>
+        <w:t>[Replace with your body content. Letters to the Editor do not need separate Methods/Results/Discussion blocks — write as one continuous argument with paragraph breaks where natural.]</w:t>
+      </w:r>
+    </w:p>
+    <w:p>
+      <w:pPr>
+        <w:pageBreakBefore/>
+        <w:spacing w:before="0" w:after="0" w:line="480" w:lineRule="auto"/>
+        <w:jc w:val="center"/>
+      </w:pPr>
+      <w:r>
+        <w:rPr>
+          <w:rFonts w:ascii="Times New Roman" w:hAnsi="Times New Roman" w:cs="Times New Roman"/>
+          <w:b/>
+          <w:i w:val="0"/>
+          <w:color w:val="000000"/>
+          <w:sz w:val="24"/>
+        </w:rPr>
+        <w:t>References</w:t>
+      </w:r>
+    </w:p>
+    <w:p>
+      <w:pPr>
+        <w:spacing w:before="0" w:after="0" w:line="480" w:lineRule="auto"/>
+      </w:pPr>
+      <w:r>
+        <w:rPr>
+          <w:rFonts w:ascii="Times New Roman" w:hAnsi="Times New Roman" w:cs="Times New Roman"/>
           <w:b w:val="0"/>
           <w:i/>
           <w:color w:val="000000"/>
           <w:sz w:val="24"/>
         </w:rPr>
-        <w:t>BODY</w:t>
-      </w:r>
-    </w:p>
-    <w:p>
-      <w:pPr/>
-      <w:r>
-        <w:rPr>
-          <w:rFonts w:ascii="Times New Roman" w:hAnsi="Times New Roman"/>
-          <w:color w:val="000000"/>
-          <w:sz w:val="24"/>
-        </w:rPr>
-        <w:t>[No formal section headings required. Must reference the specific OSCRSJ article being discussed (by DOI). State the point of agreement or disagreement with supporting evidence or reasoning.]</w:t>
-      </w:r>
-    </w:p>
-    <w:p>
-      <w:pPr/>
-      <w:r>
-        <w:rPr>
-          <w:rFonts w:ascii="Times New Roman" w:hAnsi="Times New Roman"/>
-          <w:color w:val="000000"/>
-          <w:sz w:val="24"/>
-        </w:rPr>
-        <w:t>[Replace with your body content. Use Heading 2 for any subsections and Heading 3 for any sub-subsections. Do not use Heading 4 or deeper.]</w:t>
-      </w:r>
-    </w:p>
-    <w:p>
-      <w:pPr/>
-      <w:r>
-        <w:br w:type="page"/>
+        <w:t>[Number references manually as 1, 2, 3 in citation order. Use Vancouver style (maximum 5 references). One reference per paragraph. Do NOT use Word's auto-numbered list feature. Include the DOI URL inline at the end of each reference: https://doi.org/10.xxxx/xxxxx (no 'doi:' prefix). Three placeholder references with live bookmarks (REF_1, REF_2, REF_3) follow — replace with your own and add bookmarks REF_4, REF_5, … as needed.]</w:t>
       </w:r>
     </w:p>
     <w:p>
       <w:pPr>
-        <w:pStyle w:val="Heading1"/>
-        <w:jc w:val="left"/>
+        <w:spacing w:before="0" w:after="0" w:line="480" w:lineRule="auto"/>
+        <w:ind w:left="720" w:hanging="720"/>
       </w:pPr>
+      <w:bookmarkStart w:id="0" w:name="REF_1"/>
+      <w:bookmarkEnd w:id="0"/>
       <w:r>
         <w:rPr>
-          <w:rFonts w:ascii="Times New Roman" w:hAnsi="Times New Roman"/>
+          <w:rFonts w:ascii="Times New Roman" w:hAnsi="Times New Roman" w:cs="Times New Roman"/>
           <w:b w:val="0"/>
-          <w:i/>
+          <w:i w:val="0"/>
           <w:color w:val="000000"/>
           <w:sz w:val="24"/>
         </w:rPr>
-        <w:t>REFERENCES</w:t>
-      </w:r>
-    </w:p>
-    <w:p>
-      <w:pPr/>
-      <w:r>
-        <w:rPr>
-          <w:rFonts w:ascii="Times New Roman" w:hAnsi="Times New Roman"/>
-          <w:color w:val="000000"/>
-          <w:sz w:val="24"/>
-        </w:rPr>
-        <w:t>[Number references manually as [1], [2], [3] in citation order. Use Vancouver style (Maximum 5). One reference per paragraph. Do NOT use Word's auto-numbered list feature. Include the DOI URL inline at the end of each reference: https://doi.org/10.xxxx/xxxxx (no 'doi:' prefix). Three placeholder paragraphs follow — replace with your references.]</w:t>
-      </w:r>
-    </w:p>
-    <w:p>
-      <w:pPr/>
-    </w:p>
-    <w:p>
-      <w:pPr>
-        <w:ind w:hanging="360" w:left="360"/>
-      </w:pPr>
-      <w:r>
-        <w:rPr>
-          <w:rFonts w:ascii="Times New Roman" w:hAnsi="Times New Roman"/>
-          <w:color w:val="000000"/>
-          <w:sz w:val="24"/>
-        </w:rPr>
-        <w:t>[1]  [Replace with your reference 1 in Vancouver/NLM style. Example: Surname AB, Surname CD, Surname EF. Title of article. J Abbreviated Name. YYYY;Vol(Issue):Pages. https://doi.org/10.xxxx/xxxxx]</w:t>
+        <w:t>1.  [Replace with your reference 1 in Vancouver/NLM style. Example: Surname AB, Surname CD, Surname EF. Title of article. J Abbreviated Name. YYYY;Vol(Issue):Pages. https://doi.org/10.xxxx/xxxxx]</w:t>
       </w:r>
     </w:p>
     <w:p>
       <w:pPr>
-        <w:ind w:hanging="360" w:left="360"/>
+        <w:spacing w:before="0" w:after="0" w:line="480" w:lineRule="auto"/>
+        <w:ind w:left="720" w:hanging="720"/>
       </w:pPr>
+      <w:bookmarkStart w:id="1" w:name="REF_2"/>
+      <w:bookmarkEnd w:id="1"/>
       <w:r>
         <w:rPr>
-          <w:rFonts w:ascii="Times New Roman" w:hAnsi="Times New Roman"/>
+          <w:rFonts w:ascii="Times New Roman" w:hAnsi="Times New Roman" w:cs="Times New Roman"/>
+          <w:b w:val="0"/>
+          <w:i w:val="0"/>
           <w:color w:val="000000"/>
           <w:sz w:val="24"/>
         </w:rPr>
-        <w:t>[2]  [Replace with your reference 2 in Vancouver/NLM style. Example: Surname AB, Surname CD, Surname EF. Title of article. J Abbreviated Name. YYYY;Vol(Issue):Pages. https://doi.org/10.xxxx/xxxxx]</w:t>
+        <w:t>2.  [Replace with your reference 2 in Vancouver/NLM style. Example: Surname AB, Surname CD, Surname EF. Title of article. J Abbreviated Name. YYYY;Vol(Issue):Pages. https://doi.org/10.xxxx/xxxxx]</w:t>
       </w:r>
     </w:p>
     <w:p>
       <w:pPr>
-        <w:ind w:hanging="360" w:left="360"/>
+        <w:spacing w:before="0" w:after="0" w:line="480" w:lineRule="auto"/>
+        <w:ind w:left="720" w:hanging="720"/>
       </w:pPr>
+      <w:bookmarkStart w:id="2" w:name="REF_3"/>
+      <w:bookmarkEnd w:id="2"/>
       <w:r>
         <w:rPr>
-          <w:rFonts w:ascii="Times New Roman" w:hAnsi="Times New Roman"/>
+          <w:rFonts w:ascii="Times New Roman" w:hAnsi="Times New Roman" w:cs="Times New Roman"/>
+          <w:b w:val="0"/>
+          <w:i w:val="0"/>
           <w:color w:val="000000"/>
           <w:sz w:val="24"/>
         </w:rPr>
-        <w:t>[3]  [Replace with your reference 3 in Vancouver/NLM style. Example: Surname AB, Surname CD, Surname EF. Title of article. J Abbreviated Name. YYYY;Vol(Issue):Pages. https://doi.org/10.xxxx/xxxxx]</w:t>
-      </w:r>
-    </w:p>
-    <w:p>
-      <w:pPr/>
-      <w:r>
-        <w:br w:type="page"/>
+        <w:t>3.  [Replace with your reference 3 in Vancouver/NLM style. Example: Surname AB, Surname CD, Surname EF. Title of article. J Abbreviated Name. YYYY;Vol(Issue):Pages. https://doi.org/10.xxxx/xxxxx]</w:t>
       </w:r>
     </w:p>
     <w:p>
       <w:pPr>
-        <w:pStyle w:val="Heading1"/>
-        <w:jc w:val="left"/>
+        <w:pageBreakBefore/>
+        <w:spacing w:before="0" w:after="0" w:line="480" w:lineRule="auto"/>
+        <w:jc w:val="center"/>
       </w:pPr>
       <w:r>
         <w:rPr>
-          <w:rFonts w:ascii="Times New Roman" w:hAnsi="Times New Roman"/>
-          <w:b w:val="0"/>
-          <w:i/>
+          <w:rFonts w:ascii="Times New Roman" w:hAnsi="Times New Roman" w:cs="Times New Roman"/>
+          <w:b/>
+          <w:i w:val="0"/>
           <w:color w:val="000000"/>
           <w:sz w:val="24"/>
         </w:rPr>
-        <w:t>FIGURE LEGENDS</w:t>
+        <w:t>Figure legends</w:t>
       </w:r>
     </w:p>
     <w:p>
-      <w:pPr/>
+      <w:pPr>
+        <w:spacing w:before="0" w:after="0" w:line="480" w:lineRule="auto"/>
+      </w:pPr>
       <w:r>
         <w:rPr>
-          <w:rFonts w:ascii="Times New Roman" w:hAnsi="Times New Roman"/>
+          <w:rFonts w:ascii="Times New Roman" w:hAnsi="Times New Roman" w:cs="Times New Roman"/>
+          <w:b w:val="0"/>
+          <w:i/>
           <w:color w:val="000000"/>
           <w:sz w:val="24"/>
         </w:rPr>
@@ -176,13 +256,14 @@
       </w:r>
     </w:p>
     <w:p>
-      <w:pPr/>
-    </w:p>
-    <w:p>
-      <w:pPr/>
+      <w:pPr>
+        <w:spacing w:before="0" w:after="0" w:line="480" w:lineRule="auto"/>
+      </w:pPr>
       <w:r>
         <w:rPr>
-          <w:rFonts w:ascii="Times New Roman" w:hAnsi="Times New Roman"/>
+          <w:rFonts w:ascii="Times New Roman" w:hAnsi="Times New Roman" w:cs="Times New Roman"/>
+          <w:b w:val="0"/>
+          <w:i w:val="0"/>
           <w:color w:val="000000"/>
           <w:sz w:val="24"/>
         </w:rPr>
@@ -190,10 +271,14 @@
       </w:r>
     </w:p>
     <w:p>
-      <w:pPr/>
+      <w:pPr>
+        <w:spacing w:before="0" w:after="0" w:line="480" w:lineRule="auto"/>
+      </w:pPr>
       <w:r>
         <w:rPr>
-          <w:rFonts w:ascii="Times New Roman" w:hAnsi="Times New Roman"/>
+          <w:rFonts w:ascii="Times New Roman" w:hAnsi="Times New Roman" w:cs="Times New Roman"/>
+          <w:b w:val="0"/>
+          <w:i w:val="0"/>
           <w:color w:val="000000"/>
           <w:sz w:val="24"/>
         </w:rPr>
@@ -201,7 +286,7 @@
       </w:r>
     </w:p>
     <w:sectPr>
-      <w:footerReference w:type="default" r:id="rId9"/>
+      <w:headerReference w:type="default" r:id="rId9"/>
       <w:pgSz w:w="12240" w:h="15840"/>
       <w:pgMar w:top="1440" w:right="1440" w:bottom="1440" w:left="1440" w:header="720" w:footer="720" w:gutter="0"/>
       <w:cols w:space="720"/>
@@ -212,24 +297,24 @@
 </w:document>
 </file>
 
-<file path=word/footer1.xml><?xml version="1.0" encoding="utf-8"?>
-<w:ftr xmlns:m="http://schemas.openxmlformats.org/officeDocument/2006/math" xmlns:mc="http://schemas.openxmlformats.org/markup-compatibility/2006" xmlns:mo="http://schemas.microsoft.com/office/mac/office/2008/main" xmlns:mv="urn:schemas-microsoft-com:mac:vml" xmlns:o="urn:schemas-microsoft-com:office:office" xmlns:r="http://schemas.openxmlformats.org/officeDocument/2006/relationships" xmlns:v="urn:schemas-microsoft-com:vml" xmlns:w10="urn:schemas-microsoft-com:office:word" xmlns:w14="http://schemas.microsoft.com/office/word/2010/wordml" xmlns:w="http://schemas.openxmlformats.org/wordprocessingml/2006/main" xmlns:wne="http://schemas.microsoft.com/office/word/2006/wordml" xmlns:wp14="http://schemas.microsoft.com/office/word/2010/wordprocessingDrawing" xmlns:wp="http://schemas.openxmlformats.org/drawingml/2006/wordprocessingDrawing" xmlns:wpc="http://schemas.microsoft.com/office/word/2010/wordprocessingCanvas" xmlns:wpg="http://schemas.microsoft.com/office/word/2010/wordprocessingGroup" xmlns:wpi="http://schemas.microsoft.com/office/word/2010/wordprocessingInk" xmlns:wps="http://schemas.microsoft.com/office/word/2010/wordprocessingShape" mc:Ignorable="w14 wp14">
+<file path=word/header1.xml><?xml version="1.0" encoding="utf-8"?>
+<w:hdr xmlns:m="http://schemas.openxmlformats.org/officeDocument/2006/math" xmlns:mc="http://schemas.openxmlformats.org/markup-compatibility/2006" xmlns:mo="http://schemas.microsoft.com/office/mac/office/2008/main" xmlns:mv="urn:schemas-microsoft-com:mac:vml" xmlns:o="urn:schemas-microsoft-com:office:office" xmlns:r="http://schemas.openxmlformats.org/officeDocument/2006/relationships" xmlns:v="urn:schemas-microsoft-com:vml" xmlns:w10="urn:schemas-microsoft-com:office:word" xmlns:w14="http://schemas.microsoft.com/office/word/2010/wordml" xmlns:w="http://schemas.openxmlformats.org/wordprocessingml/2006/main" xmlns:wne="http://schemas.microsoft.com/office/word/2006/wordml" xmlns:wp14="http://schemas.microsoft.com/office/word/2010/wordprocessingDrawing" xmlns:wp="http://schemas.openxmlformats.org/drawingml/2006/wordprocessingDrawing" xmlns:wpc="http://schemas.microsoft.com/office/word/2010/wordprocessingCanvas" xmlns:wpg="http://schemas.microsoft.com/office/word/2010/wordprocessingGroup" xmlns:wpi="http://schemas.microsoft.com/office/word/2010/wordprocessingInk" xmlns:wps="http://schemas.microsoft.com/office/word/2010/wordprocessingShape" mc:Ignorable="w14 wp14">
   <w:p>
     <w:pPr>
-      <w:pStyle w:val="Footer"/>
-      <w:jc w:val="center"/>
-    </w:pPr>
-    <w:fldSimple w:instr=" PAGE ">
-      <w:r>
-        <w:rPr>
-          <w:rFonts w:ascii="Times New Roman" w:hAnsi="Times New Roman"/>
-          <w:sz w:val="24"/>
-        </w:rPr>
-        <w:t>1</w:t>
-      </w:r>
-    </w:fldSimple>
+      <w:spacing w:before="0" w:after="0" w:line="240" w:lineRule="auto"/>
+      <w:jc w:val="right"/>
+    </w:pPr>
+    <w:r>
+      <w:rPr>
+        <w:rFonts w:ascii="Times New Roman" w:hAnsi="Times New Roman" w:cs="Times New Roman"/>
+        <w:i/>
+        <w:color w:val="000000"/>
+        <w:sz w:val="24"/>
+      </w:rPr>
+      <w:t>[Short running title — letter to the editor]</w:t>
+    </w:r>
   </w:p>
-</w:ftr>
+</w:hdr>
 </file>
 
 <file path=word/numbering.xml><?xml version="1.0" encoding="utf-8"?>
@@ -595,16 +680,10 @@
     <w:name w:val="Normal"/>
     <w:qFormat/>
     <w:rsid w:val="00FC693F"/>
-    <w:pPr>
-      <w:spacing w:line="480" w:lineRule="auto" w:after="0" w:before="0"/>
-    </w:pPr>
     <w:rPr>
-      <w:rFonts w:ascii="Times New Roman" w:hAnsi="Times New Roman" w:cs="Times New Roman" w:eastAsia="Times New Roman"/>
-      <w:b w:val="0"/>
-      <w:i w:val="0"/>
+      <w:rFonts w:ascii="Times New Roman" w:hAnsi="Times New Roman" w:cs="Times New Roman"/>
       <w:color w:val="000000"/>
       <w:sz w:val="24"/>
-      <w:u w:val="none"/>
     </w:rPr>
   </w:style>
   <w:style w:type="paragraph" w:styleId="Header">
@@ -662,16 +741,16 @@
     <w:pPr>
       <w:keepNext/>
       <w:keepLines/>
-      <w:spacing w:before="240" w:after="0" w:line="480" w:lineRule="auto"/>
+      <w:spacing w:before="480" w:after="0"/>
       <w:outlineLvl w:val="0"/>
     </w:pPr>
     <w:rPr>
-      <w:rFonts w:asciiTheme="majorHAnsi" w:eastAsiaTheme="majorEastAsia" w:hAnsiTheme="majorHAnsi" w:cstheme="majorBidi" w:ascii="Times New Roman" w:hAnsi="Times New Roman"/>
-      <w:i/>
-      <w:color w:val="000000"/>
-      <w:sz w:val="24"/>
+      <w:rFonts w:asciiTheme="majorHAnsi" w:eastAsiaTheme="majorEastAsia" w:hAnsiTheme="majorHAnsi" w:cstheme="majorBidi"/>
+      <w:b/>
+      <w:bCs/>
+      <w:color w:val="365F91" w:themeColor="accent1" w:themeShade="BF"/>
+      <w:sz w:val="28"/>
       <w:szCs w:val="28"/>
-      <w:u w:val="none"/>
     </w:rPr>
   </w:style>
   <w:style w:type="paragraph" w:styleId="Heading2">
@@ -686,16 +765,16 @@
     <w:pPr>
       <w:keepNext/>
       <w:keepLines/>
-      <w:spacing w:before="240" w:after="0" w:line="480" w:lineRule="auto"/>
+      <w:spacing w:before="200" w:after="0"/>
       <w:outlineLvl w:val="1"/>
     </w:pPr>
     <w:rPr>
-      <w:rFonts w:asciiTheme="majorHAnsi" w:eastAsiaTheme="majorEastAsia" w:hAnsiTheme="majorHAnsi" w:cstheme="majorBidi" w:ascii="Times New Roman" w:hAnsi="Times New Roman"/>
-      <w:i/>
-      <w:color w:val="000000"/>
-      <w:sz w:val="24"/>
+      <w:rFonts w:asciiTheme="majorHAnsi" w:eastAsiaTheme="majorEastAsia" w:hAnsiTheme="majorHAnsi" w:cstheme="majorBidi"/>
+      <w:b/>
+      <w:bCs/>
+      <w:color w:val="4F81BD" w:themeColor="accent1"/>
+      <w:sz w:val="26"/>
       <w:szCs w:val="26"/>
-      <w:u w:val="none"/>
     </w:rPr>
   </w:style>
   <w:style w:type="paragraph" w:styleId="Heading3">
@@ -710,15 +789,14 @@
     <w:pPr>
       <w:keepNext/>
       <w:keepLines/>
-      <w:spacing w:before="240" w:after="0" w:line="480" w:lineRule="auto"/>
+      <w:spacing w:before="200" w:after="0"/>
       <w:outlineLvl w:val="2"/>
     </w:pPr>
     <w:rPr>
-      <w:rFonts w:asciiTheme="majorHAnsi" w:eastAsiaTheme="majorEastAsia" w:hAnsiTheme="majorHAnsi" w:cstheme="majorBidi" w:ascii="Times New Roman" w:hAnsi="Times New Roman"/>
-      <w:i/>
-      <w:color w:val="000000"/>
-      <w:sz w:val="24"/>
-      <w:u w:val="none"/>
+      <w:rFonts w:asciiTheme="majorHAnsi" w:eastAsiaTheme="majorEastAsia" w:hAnsiTheme="majorHAnsi" w:cstheme="majorBidi"/>
+      <w:b/>
+      <w:bCs/>
+      <w:color w:val="4F81BD" w:themeColor="accent1"/>
     </w:rPr>
   </w:style>
   <w:style w:type="paragraph" w:styleId="Heading4">
